--- a/Курсовая_работа_Надулишняк.docx
+++ b/Курсовая_работа_Надулишняк.docx
@@ -997,905 +997,6 @@
           <w14:ligatures w14:val="none"/>
         </w:rPr>
       </w:pPr>
-    </w:p>
-    <w:p>
-      <w:pPr>
-        <w:suppressAutoHyphens/>
-        <w:spacing w:line="240" w:lineRule="auto"/>
-        <w:ind w:left="567" w:firstLine="0"/>
-        <w:rPr>
-          <w:rFonts w:ascii="Times New Roman" w:eastAsia="Times New Roman" w:hAnsi="Times New Roman" w:cs="Times New Roman"/>
-          <w:kern w:val="0"/>
-          <w:sz w:val="28"/>
-          <w:szCs w:val="28"/>
-          <w:lang w:eastAsia="ar-SA"/>
-          <w14:ligatures w14:val="none"/>
-        </w:rPr>
-      </w:pPr>
-      <w:r>
-        <w:rPr>
-          <w:rFonts w:ascii="Times New Roman" w:eastAsia="Times New Roman" w:hAnsi="Times New Roman" w:cs="Times New Roman"/>
-          <w:kern w:val="0"/>
-          <w:sz w:val="28"/>
-          <w:szCs w:val="28"/>
-          <w:lang w:eastAsia="ar-SA"/>
-          <w14:ligatures w14:val="none"/>
-        </w:rPr>
-        <w:t>Консультант по организационно-</w:t>
-      </w:r>
-    </w:p>
-    <w:p>
-      <w:pPr>
-        <w:suppressAutoHyphens/>
-        <w:spacing w:line="240" w:lineRule="auto"/>
-        <w:ind w:left="567" w:firstLine="0"/>
-        <w:rPr>
-          <w:rFonts w:ascii="Times New Roman" w:eastAsia="Times New Roman" w:hAnsi="Times New Roman" w:cs="Times New Roman"/>
-          <w:kern w:val="0"/>
-          <w:sz w:val="28"/>
-          <w:szCs w:val="28"/>
-          <w:lang w:eastAsia="ar-SA"/>
-          <w14:ligatures w14:val="none"/>
-        </w:rPr>
-      </w:pPr>
-      <w:r>
-        <w:rPr>
-          <w:rFonts w:ascii="Times New Roman" w:eastAsia="Times New Roman" w:hAnsi="Times New Roman" w:cs="Times New Roman"/>
-          <w:kern w:val="0"/>
-          <w:sz w:val="28"/>
-          <w:szCs w:val="28"/>
-          <w:lang w:eastAsia="ar-SA"/>
-          <w14:ligatures w14:val="none"/>
-        </w:rPr>
-        <w:t xml:space="preserve">экономической части: </w:t>
-      </w:r>
-      <w:r>
-        <w:rPr>
-          <w:rFonts w:ascii="Times New Roman" w:eastAsia="Times New Roman" w:hAnsi="Times New Roman" w:cs="Times New Roman"/>
-          <w:kern w:val="0"/>
-          <w:sz w:val="28"/>
-          <w:szCs w:val="28"/>
-          <w:u w:val="single"/>
-          <w:lang w:eastAsia="ar-SA"/>
-          <w14:ligatures w14:val="none"/>
-        </w:rPr>
-        <w:tab/>
-      </w:r>
-      <w:proofErr w:type="spellStart"/>
-      <w:r>
-        <w:rPr>
-          <w:rFonts w:ascii="Times New Roman" w:eastAsia="Times New Roman" w:hAnsi="Times New Roman" w:cs="Times New Roman"/>
-          <w:kern w:val="0"/>
-          <w:sz w:val="28"/>
-          <w:szCs w:val="28"/>
-          <w:u w:val="single"/>
-          <w:lang w:eastAsia="ar-SA"/>
-          <w14:ligatures w14:val="none"/>
-        </w:rPr>
-        <w:t>Веденкина</w:t>
-      </w:r>
-      <w:proofErr w:type="spellEnd"/>
-      <w:r>
-        <w:rPr>
-          <w:rFonts w:ascii="Times New Roman" w:eastAsia="Times New Roman" w:hAnsi="Times New Roman" w:cs="Times New Roman"/>
-          <w:kern w:val="0"/>
-          <w:sz w:val="28"/>
-          <w:szCs w:val="28"/>
-          <w:u w:val="single"/>
-          <w:lang w:eastAsia="ar-SA"/>
-          <w14:ligatures w14:val="none"/>
-        </w:rPr>
-        <w:t xml:space="preserve"> Ирина Владимировна</w:t>
-      </w:r>
-      <w:r>
-        <w:rPr>
-          <w:rFonts w:ascii="Times New Roman" w:eastAsia="Times New Roman" w:hAnsi="Times New Roman" w:cs="Times New Roman"/>
-          <w:kern w:val="0"/>
-          <w:sz w:val="28"/>
-          <w:szCs w:val="28"/>
-          <w:u w:val="single"/>
-          <w:lang w:eastAsia="ar-SA"/>
-          <w14:ligatures w14:val="none"/>
-        </w:rPr>
-        <w:tab/>
-      </w:r>
-      <w:r>
-        <w:rPr>
-          <w:rFonts w:ascii="Times New Roman" w:eastAsia="Times New Roman" w:hAnsi="Times New Roman" w:cs="Times New Roman"/>
-          <w:kern w:val="0"/>
-          <w:sz w:val="28"/>
-          <w:szCs w:val="28"/>
-          <w:u w:val="single"/>
-          <w:lang w:eastAsia="ar-SA"/>
-          <w14:ligatures w14:val="none"/>
-        </w:rPr>
-        <w:tab/>
-      </w:r>
-      <w:r>
-        <w:rPr>
-          <w:rFonts w:ascii="Times New Roman" w:eastAsia="Times New Roman" w:hAnsi="Times New Roman" w:cs="Times New Roman"/>
-          <w:kern w:val="0"/>
-          <w:sz w:val="28"/>
-          <w:szCs w:val="28"/>
-          <w:u w:val="single"/>
-          <w:lang w:eastAsia="ar-SA"/>
-          <w14:ligatures w14:val="none"/>
-        </w:rPr>
-        <w:tab/>
-      </w:r>
-    </w:p>
-    <w:p>
-      <w:pPr>
-        <w:suppressAutoHyphens/>
-        <w:spacing w:before="240" w:line="240" w:lineRule="auto"/>
-        <w:ind w:left="567" w:firstLine="0"/>
-        <w:rPr>
-          <w:rFonts w:ascii="Times New Roman" w:eastAsia="Times New Roman" w:hAnsi="Times New Roman" w:cs="Times New Roman"/>
-          <w:kern w:val="0"/>
-          <w:sz w:val="28"/>
-          <w:szCs w:val="28"/>
-          <w:u w:val="single"/>
-          <w:lang w:eastAsia="ar-SA"/>
-          <w14:ligatures w14:val="none"/>
-        </w:rPr>
-      </w:pPr>
-      <w:r>
-        <w:rPr>
-          <w:rFonts w:ascii="Times New Roman" w:eastAsia="Times New Roman" w:hAnsi="Times New Roman" w:cs="Times New Roman"/>
-          <w:kern w:val="0"/>
-          <w:sz w:val="28"/>
-          <w:szCs w:val="28"/>
-          <w:lang w:eastAsia="ar-SA"/>
-          <w14:ligatures w14:val="none"/>
-        </w:rPr>
-        <w:tab/>
-      </w:r>
-      <w:r>
-        <w:rPr>
-          <w:rFonts w:ascii="Times New Roman" w:eastAsia="Times New Roman" w:hAnsi="Times New Roman" w:cs="Times New Roman"/>
-          <w:kern w:val="0"/>
-          <w:sz w:val="28"/>
-          <w:szCs w:val="28"/>
-          <w:lang w:eastAsia="ar-SA"/>
-          <w14:ligatures w14:val="none"/>
-        </w:rPr>
-        <w:tab/>
-        <w:t>«</w:t>
-      </w:r>
-      <w:r>
-        <w:rPr>
-          <w:rFonts w:ascii="Times New Roman" w:eastAsia="Times New Roman" w:hAnsi="Times New Roman" w:cs="Times New Roman"/>
-          <w:kern w:val="0"/>
-          <w:sz w:val="28"/>
-          <w:szCs w:val="28"/>
-          <w:u w:val="single"/>
-          <w:lang w:eastAsia="ar-SA"/>
-          <w14:ligatures w14:val="none"/>
-        </w:rPr>
-        <w:t xml:space="preserve">    </w:t>
-      </w:r>
-      <w:r>
-        <w:rPr>
-          <w:rFonts w:ascii="Times New Roman" w:eastAsia="Times New Roman" w:hAnsi="Times New Roman" w:cs="Times New Roman"/>
-          <w:kern w:val="0"/>
-          <w:sz w:val="28"/>
-          <w:szCs w:val="28"/>
-          <w:lang w:eastAsia="ar-SA"/>
-          <w14:ligatures w14:val="none"/>
-        </w:rPr>
-        <w:t xml:space="preserve">» </w:t>
-      </w:r>
-      <w:r>
-        <w:rPr>
-          <w:rFonts w:ascii="Times New Roman" w:eastAsia="Times New Roman" w:hAnsi="Times New Roman" w:cs="Times New Roman"/>
-          <w:kern w:val="0"/>
-          <w:sz w:val="28"/>
-          <w:szCs w:val="28"/>
-          <w:u w:val="single"/>
-          <w:lang w:eastAsia="ar-SA"/>
-          <w14:ligatures w14:val="none"/>
-        </w:rPr>
-        <w:t xml:space="preserve">   июня   </w:t>
-      </w:r>
-      <w:r>
-        <w:rPr>
-          <w:rFonts w:ascii="Times New Roman" w:eastAsia="Times New Roman" w:hAnsi="Times New Roman" w:cs="Times New Roman"/>
-          <w:kern w:val="0"/>
-          <w:sz w:val="28"/>
-          <w:szCs w:val="28"/>
-          <w:lang w:eastAsia="ar-SA"/>
-          <w14:ligatures w14:val="none"/>
-        </w:rPr>
-        <w:t xml:space="preserve"> 2025 г.</w:t>
-      </w:r>
-      <w:r>
-        <w:rPr>
-          <w:rFonts w:ascii="Times New Roman" w:eastAsia="Times New Roman" w:hAnsi="Times New Roman" w:cs="Times New Roman"/>
-          <w:kern w:val="0"/>
-          <w:sz w:val="28"/>
-          <w:szCs w:val="28"/>
-          <w:lang w:eastAsia="ar-SA"/>
-          <w14:ligatures w14:val="none"/>
-        </w:rPr>
-        <w:tab/>
-      </w:r>
-      <w:r>
-        <w:rPr>
-          <w:rFonts w:ascii="Times New Roman" w:eastAsia="Times New Roman" w:hAnsi="Times New Roman" w:cs="Times New Roman"/>
-          <w:kern w:val="0"/>
-          <w:sz w:val="28"/>
-          <w:szCs w:val="28"/>
-          <w:lang w:eastAsia="ar-SA"/>
-          <w14:ligatures w14:val="none"/>
-        </w:rPr>
-        <w:tab/>
-      </w:r>
-      <w:r>
-        <w:rPr>
-          <w:rFonts w:ascii="Times New Roman" w:eastAsia="Times New Roman" w:hAnsi="Times New Roman" w:cs="Times New Roman"/>
-          <w:kern w:val="0"/>
-          <w:sz w:val="28"/>
-          <w:szCs w:val="28"/>
-          <w:lang w:eastAsia="ar-SA"/>
-          <w14:ligatures w14:val="none"/>
-        </w:rPr>
-        <w:tab/>
-        <w:t xml:space="preserve">Подпись </w:t>
-      </w:r>
-      <w:r>
-        <w:rPr>
-          <w:rFonts w:ascii="Times New Roman" w:eastAsia="Times New Roman" w:hAnsi="Times New Roman" w:cs="Times New Roman"/>
-          <w:kern w:val="0"/>
-          <w:sz w:val="28"/>
-          <w:szCs w:val="28"/>
-          <w:u w:val="single"/>
-          <w:lang w:eastAsia="ar-SA"/>
-          <w14:ligatures w14:val="none"/>
-        </w:rPr>
-        <w:tab/>
-      </w:r>
-      <w:r>
-        <w:rPr>
-          <w:rFonts w:ascii="Times New Roman" w:eastAsia="Times New Roman" w:hAnsi="Times New Roman" w:cs="Times New Roman"/>
-          <w:kern w:val="0"/>
-          <w:sz w:val="28"/>
-          <w:szCs w:val="28"/>
-          <w:u w:val="single"/>
-          <w:lang w:eastAsia="ar-SA"/>
-          <w14:ligatures w14:val="none"/>
-        </w:rPr>
-        <w:tab/>
-      </w:r>
-      <w:r>
-        <w:rPr>
-          <w:rFonts w:ascii="Times New Roman" w:eastAsia="Times New Roman" w:hAnsi="Times New Roman" w:cs="Times New Roman"/>
-          <w:kern w:val="0"/>
-          <w:sz w:val="28"/>
-          <w:szCs w:val="28"/>
-          <w:u w:val="single"/>
-          <w:lang w:eastAsia="ar-SA"/>
-          <w14:ligatures w14:val="none"/>
-        </w:rPr>
-        <w:tab/>
-      </w:r>
-      <w:r>
-        <w:rPr>
-          <w:rFonts w:ascii="Times New Roman" w:eastAsia="Times New Roman" w:hAnsi="Times New Roman" w:cs="Times New Roman"/>
-          <w:kern w:val="0"/>
-          <w:sz w:val="28"/>
-          <w:szCs w:val="28"/>
-          <w:u w:val="single"/>
-          <w:lang w:eastAsia="ar-SA"/>
-          <w14:ligatures w14:val="none"/>
-        </w:rPr>
-        <w:tab/>
-      </w:r>
-    </w:p>
-    <w:p>
-      <w:pPr>
-        <w:suppressAutoHyphens/>
-        <w:spacing w:line="240" w:lineRule="auto"/>
-        <w:ind w:left="567" w:firstLine="0"/>
-        <w:rPr>
-          <w:rFonts w:ascii="Times New Roman" w:eastAsia="Times New Roman" w:hAnsi="Times New Roman" w:cs="Times New Roman"/>
-          <w:iCs/>
-          <w:kern w:val="0"/>
-          <w:sz w:val="28"/>
-          <w:szCs w:val="28"/>
-          <w:lang w:eastAsia="ar-SA"/>
-          <w14:ligatures w14:val="none"/>
-        </w:rPr>
-      </w:pPr>
-    </w:p>
-    <w:p>
-      <w:pPr>
-        <w:suppressAutoHyphens/>
-        <w:spacing w:line="240" w:lineRule="auto"/>
-        <w:ind w:left="567" w:firstLine="0"/>
-        <w:rPr>
-          <w:rFonts w:ascii="Times New Roman" w:eastAsia="Times New Roman" w:hAnsi="Times New Roman" w:cs="Times New Roman"/>
-          <w:iCs/>
-          <w:kern w:val="0"/>
-          <w:sz w:val="28"/>
-          <w:szCs w:val="28"/>
-          <w:u w:color="000000"/>
-          <w:lang w:eastAsia="ar-SA"/>
-          <w14:ligatures w14:val="none"/>
-        </w:rPr>
-      </w:pPr>
-      <w:r>
-        <w:rPr>
-          <w:rFonts w:ascii="Times New Roman" w:eastAsia="Times New Roman" w:hAnsi="Times New Roman" w:cs="Times New Roman"/>
-          <w:kern w:val="0"/>
-          <w:sz w:val="28"/>
-          <w:szCs w:val="28"/>
-          <w:lang w:eastAsia="ar-SA"/>
-          <w14:ligatures w14:val="none"/>
-        </w:rPr>
-        <w:t xml:space="preserve">Нормоконтроль </w:t>
-      </w:r>
-      <w:r>
-        <w:rPr>
-          <w:rFonts w:ascii="Times New Roman" w:eastAsia="Times New Roman" w:hAnsi="Times New Roman" w:cs="Times New Roman"/>
-          <w:kern w:val="0"/>
-          <w:sz w:val="28"/>
-          <w:szCs w:val="28"/>
-          <w:u w:val="single"/>
-          <w:lang w:eastAsia="ar-SA"/>
-          <w14:ligatures w14:val="none"/>
-        </w:rPr>
-        <w:tab/>
-      </w:r>
-      <w:r>
-        <w:rPr>
-          <w:rFonts w:ascii="Times New Roman" w:eastAsia="Times New Roman" w:hAnsi="Times New Roman" w:cs="Times New Roman"/>
-          <w:kern w:val="0"/>
-          <w:sz w:val="28"/>
-          <w:szCs w:val="28"/>
-          <w:u w:val="single"/>
-          <w:lang w:eastAsia="ar-SA"/>
-          <w14:ligatures w14:val="none"/>
-        </w:rPr>
-        <w:tab/>
-      </w:r>
-      <w:proofErr w:type="spellStart"/>
-      <w:r>
-        <w:rPr>
-          <w:rFonts w:ascii="Times New Roman" w:eastAsia="Times New Roman" w:hAnsi="Times New Roman" w:cs="Times New Roman"/>
-          <w:kern w:val="0"/>
-          <w:sz w:val="28"/>
-          <w:szCs w:val="28"/>
-          <w:u w:val="single"/>
-          <w:lang w:eastAsia="ar-SA"/>
-          <w14:ligatures w14:val="none"/>
-        </w:rPr>
-        <w:t>Стуканова</w:t>
-      </w:r>
-      <w:proofErr w:type="spellEnd"/>
-      <w:r>
-        <w:rPr>
-          <w:rFonts w:ascii="Times New Roman" w:eastAsia="Times New Roman" w:hAnsi="Times New Roman" w:cs="Times New Roman"/>
-          <w:kern w:val="0"/>
-          <w:sz w:val="28"/>
-          <w:szCs w:val="28"/>
-          <w:u w:val="single"/>
-          <w:lang w:eastAsia="ar-SA"/>
-          <w14:ligatures w14:val="none"/>
-        </w:rPr>
-        <w:t xml:space="preserve"> Ольга </w:t>
-      </w:r>
-      <w:proofErr w:type="spellStart"/>
-      <w:r>
-        <w:rPr>
-          <w:rFonts w:ascii="Times New Roman" w:eastAsia="Times New Roman" w:hAnsi="Times New Roman" w:cs="Times New Roman"/>
-          <w:kern w:val="0"/>
-          <w:sz w:val="28"/>
-          <w:szCs w:val="28"/>
-          <w:u w:val="single"/>
-          <w:lang w:eastAsia="ar-SA"/>
-          <w14:ligatures w14:val="none"/>
-        </w:rPr>
-        <w:t>Вячеславна</w:t>
-      </w:r>
-      <w:proofErr w:type="spellEnd"/>
-      <w:r>
-        <w:rPr>
-          <w:rFonts w:ascii="Times New Roman" w:eastAsia="Times New Roman" w:hAnsi="Times New Roman" w:cs="Times New Roman"/>
-          <w:kern w:val="0"/>
-          <w:sz w:val="28"/>
-          <w:szCs w:val="28"/>
-          <w:u w:val="single"/>
-          <w:lang w:eastAsia="ar-SA"/>
-          <w14:ligatures w14:val="none"/>
-        </w:rPr>
-        <w:tab/>
-      </w:r>
-      <w:r>
-        <w:rPr>
-          <w:rFonts w:ascii="Times New Roman" w:eastAsia="Times New Roman" w:hAnsi="Times New Roman" w:cs="Times New Roman"/>
-          <w:kern w:val="0"/>
-          <w:sz w:val="28"/>
-          <w:szCs w:val="28"/>
-          <w:u w:val="single"/>
-          <w:lang w:eastAsia="ar-SA"/>
-          <w14:ligatures w14:val="none"/>
-        </w:rPr>
-        <w:tab/>
-      </w:r>
-      <w:r>
-        <w:rPr>
-          <w:rFonts w:ascii="Times New Roman" w:eastAsia="Times New Roman" w:hAnsi="Times New Roman" w:cs="Times New Roman"/>
-          <w:kern w:val="0"/>
-          <w:sz w:val="28"/>
-          <w:szCs w:val="28"/>
-          <w:u w:val="single"/>
-          <w:lang w:eastAsia="ar-SA"/>
-          <w14:ligatures w14:val="none"/>
-        </w:rPr>
-        <w:tab/>
-      </w:r>
-      <w:r>
-        <w:rPr>
-          <w:rFonts w:ascii="Times New Roman" w:eastAsia="Times New Roman" w:hAnsi="Times New Roman" w:cs="Times New Roman"/>
-          <w:kern w:val="0"/>
-          <w:sz w:val="28"/>
-          <w:szCs w:val="28"/>
-          <w:u w:val="single"/>
-          <w:lang w:eastAsia="ar-SA"/>
-          <w14:ligatures w14:val="none"/>
-        </w:rPr>
-        <w:tab/>
-      </w:r>
-    </w:p>
-    <w:p>
-      <w:pPr>
-        <w:suppressAutoHyphens/>
-        <w:spacing w:before="240" w:line="240" w:lineRule="auto"/>
-        <w:ind w:left="567" w:firstLine="0"/>
-        <w:rPr>
-          <w:rFonts w:ascii="Times New Roman" w:eastAsia="Times New Roman" w:hAnsi="Times New Roman" w:cs="Times New Roman"/>
-          <w:kern w:val="0"/>
-          <w:sz w:val="28"/>
-          <w:szCs w:val="28"/>
-          <w:u w:val="single"/>
-          <w:lang w:eastAsia="ar-SA"/>
-          <w14:ligatures w14:val="none"/>
-        </w:rPr>
-      </w:pPr>
-      <w:r>
-        <w:rPr>
-          <w:rFonts w:ascii="Times New Roman" w:eastAsia="Times New Roman" w:hAnsi="Times New Roman" w:cs="Times New Roman"/>
-          <w:kern w:val="0"/>
-          <w:sz w:val="28"/>
-          <w:szCs w:val="28"/>
-          <w:lang w:eastAsia="ar-SA"/>
-          <w14:ligatures w14:val="none"/>
-        </w:rPr>
-        <w:tab/>
-      </w:r>
-      <w:r>
-        <w:rPr>
-          <w:rFonts w:ascii="Times New Roman" w:eastAsia="Times New Roman" w:hAnsi="Times New Roman" w:cs="Times New Roman"/>
-          <w:kern w:val="0"/>
-          <w:sz w:val="28"/>
-          <w:szCs w:val="28"/>
-          <w:lang w:eastAsia="ar-SA"/>
-          <w14:ligatures w14:val="none"/>
-        </w:rPr>
-        <w:tab/>
-        <w:t>«</w:t>
-      </w:r>
-      <w:r>
-        <w:rPr>
-          <w:rFonts w:ascii="Times New Roman" w:eastAsia="Times New Roman" w:hAnsi="Times New Roman" w:cs="Times New Roman"/>
-          <w:kern w:val="0"/>
-          <w:sz w:val="28"/>
-          <w:szCs w:val="28"/>
-          <w:u w:val="single"/>
-          <w:lang w:eastAsia="ar-SA"/>
-          <w14:ligatures w14:val="none"/>
-        </w:rPr>
-        <w:t xml:space="preserve">    </w:t>
-      </w:r>
-      <w:r>
-        <w:rPr>
-          <w:rFonts w:ascii="Times New Roman" w:eastAsia="Times New Roman" w:hAnsi="Times New Roman" w:cs="Times New Roman"/>
-          <w:kern w:val="0"/>
-          <w:sz w:val="28"/>
-          <w:szCs w:val="28"/>
-          <w:lang w:eastAsia="ar-SA"/>
-          <w14:ligatures w14:val="none"/>
-        </w:rPr>
-        <w:t xml:space="preserve">» </w:t>
-      </w:r>
-      <w:r>
-        <w:rPr>
-          <w:rFonts w:ascii="Times New Roman" w:eastAsia="Times New Roman" w:hAnsi="Times New Roman" w:cs="Times New Roman"/>
-          <w:kern w:val="0"/>
-          <w:sz w:val="28"/>
-          <w:szCs w:val="28"/>
-          <w:u w:val="single"/>
-          <w:lang w:eastAsia="ar-SA"/>
-          <w14:ligatures w14:val="none"/>
-        </w:rPr>
-        <w:t xml:space="preserve">   июня   </w:t>
-      </w:r>
-      <w:r>
-        <w:rPr>
-          <w:rFonts w:ascii="Times New Roman" w:eastAsia="Times New Roman" w:hAnsi="Times New Roman" w:cs="Times New Roman"/>
-          <w:kern w:val="0"/>
-          <w:sz w:val="28"/>
-          <w:szCs w:val="28"/>
-          <w:lang w:eastAsia="ar-SA"/>
-          <w14:ligatures w14:val="none"/>
-        </w:rPr>
-        <w:t xml:space="preserve"> 2025г.</w:t>
-      </w:r>
-      <w:r>
-        <w:rPr>
-          <w:rFonts w:ascii="Times New Roman" w:eastAsia="Times New Roman" w:hAnsi="Times New Roman" w:cs="Times New Roman"/>
-          <w:kern w:val="0"/>
-          <w:sz w:val="28"/>
-          <w:szCs w:val="28"/>
-          <w:lang w:eastAsia="ar-SA"/>
-          <w14:ligatures w14:val="none"/>
-        </w:rPr>
-        <w:tab/>
-      </w:r>
-      <w:r>
-        <w:rPr>
-          <w:rFonts w:ascii="Times New Roman" w:eastAsia="Times New Roman" w:hAnsi="Times New Roman" w:cs="Times New Roman"/>
-          <w:kern w:val="0"/>
-          <w:sz w:val="28"/>
-          <w:szCs w:val="28"/>
-          <w:lang w:eastAsia="ar-SA"/>
-          <w14:ligatures w14:val="none"/>
-        </w:rPr>
-        <w:tab/>
-      </w:r>
-      <w:r>
-        <w:rPr>
-          <w:rFonts w:ascii="Times New Roman" w:eastAsia="Times New Roman" w:hAnsi="Times New Roman" w:cs="Times New Roman"/>
-          <w:kern w:val="0"/>
-          <w:sz w:val="28"/>
-          <w:szCs w:val="28"/>
-          <w:lang w:eastAsia="ar-SA"/>
-          <w14:ligatures w14:val="none"/>
-        </w:rPr>
-        <w:tab/>
-        <w:t xml:space="preserve">Подпись </w:t>
-      </w:r>
-      <w:r>
-        <w:rPr>
-          <w:rFonts w:ascii="Times New Roman" w:eastAsia="Times New Roman" w:hAnsi="Times New Roman" w:cs="Times New Roman"/>
-          <w:kern w:val="0"/>
-          <w:sz w:val="28"/>
-          <w:szCs w:val="28"/>
-          <w:u w:val="single"/>
-          <w:lang w:eastAsia="ar-SA"/>
-          <w14:ligatures w14:val="none"/>
-        </w:rPr>
-        <w:tab/>
-      </w:r>
-      <w:r>
-        <w:rPr>
-          <w:rFonts w:ascii="Times New Roman" w:eastAsia="Times New Roman" w:hAnsi="Times New Roman" w:cs="Times New Roman"/>
-          <w:kern w:val="0"/>
-          <w:sz w:val="28"/>
-          <w:szCs w:val="28"/>
-          <w:u w:val="single"/>
-          <w:lang w:eastAsia="ar-SA"/>
-          <w14:ligatures w14:val="none"/>
-        </w:rPr>
-        <w:tab/>
-      </w:r>
-      <w:r>
-        <w:rPr>
-          <w:rFonts w:ascii="Times New Roman" w:eastAsia="Times New Roman" w:hAnsi="Times New Roman" w:cs="Times New Roman"/>
-          <w:kern w:val="0"/>
-          <w:sz w:val="28"/>
-          <w:szCs w:val="28"/>
-          <w:u w:val="single"/>
-          <w:lang w:eastAsia="ar-SA"/>
-          <w14:ligatures w14:val="none"/>
-        </w:rPr>
-        <w:tab/>
-      </w:r>
-      <w:r>
-        <w:rPr>
-          <w:rFonts w:ascii="Times New Roman" w:eastAsia="Times New Roman" w:hAnsi="Times New Roman" w:cs="Times New Roman"/>
-          <w:kern w:val="0"/>
-          <w:sz w:val="28"/>
-          <w:szCs w:val="28"/>
-          <w:u w:val="single"/>
-          <w:lang w:eastAsia="ar-SA"/>
-          <w14:ligatures w14:val="none"/>
-        </w:rPr>
-        <w:tab/>
-      </w:r>
-    </w:p>
-    <w:p>
-      <w:pPr>
-        <w:suppressAutoHyphens/>
-        <w:spacing w:line="240" w:lineRule="auto"/>
-        <w:ind w:left="567" w:firstLine="0"/>
-        <w:rPr>
-          <w:rFonts w:ascii="Times New Roman" w:eastAsia="Times New Roman" w:hAnsi="Times New Roman" w:cs="Times New Roman"/>
-          <w:kern w:val="0"/>
-          <w:sz w:val="28"/>
-          <w:szCs w:val="28"/>
-          <w:lang w:eastAsia="ar-SA"/>
-          <w14:ligatures w14:val="none"/>
-        </w:rPr>
-      </w:pPr>
-    </w:p>
-    <w:p>
-      <w:pPr>
-        <w:suppressAutoHyphens/>
-        <w:spacing w:line="240" w:lineRule="auto"/>
-        <w:ind w:left="567" w:firstLine="0"/>
-        <w:rPr>
-          <w:rFonts w:ascii="Times New Roman" w:eastAsia="Times New Roman" w:hAnsi="Times New Roman" w:cs="Times New Roman"/>
-          <w:iCs/>
-          <w:kern w:val="0"/>
-          <w:sz w:val="28"/>
-          <w:szCs w:val="28"/>
-          <w:u w:color="000000"/>
-          <w:lang w:eastAsia="ar-SA"/>
-          <w14:ligatures w14:val="none"/>
-        </w:rPr>
-      </w:pPr>
-      <w:r>
-        <w:rPr>
-          <w:rFonts w:ascii="Times New Roman" w:eastAsia="Times New Roman" w:hAnsi="Times New Roman" w:cs="Times New Roman"/>
-          <w:kern w:val="0"/>
-          <w:sz w:val="28"/>
-          <w:szCs w:val="28"/>
-          <w:lang w:eastAsia="ar-SA"/>
-          <w14:ligatures w14:val="none"/>
-        </w:rPr>
-        <w:t xml:space="preserve">Рецензент </w:t>
-      </w:r>
-      <w:r>
-        <w:rPr>
-          <w:rFonts w:ascii="Times New Roman" w:eastAsia="Times New Roman" w:hAnsi="Times New Roman" w:cs="Times New Roman"/>
-          <w:kern w:val="0"/>
-          <w:sz w:val="28"/>
-          <w:szCs w:val="28"/>
-          <w:u w:val="single"/>
-          <w:lang w:eastAsia="ar-SA"/>
-          <w14:ligatures w14:val="none"/>
-        </w:rPr>
-        <w:tab/>
-      </w:r>
-      <w:r>
-        <w:rPr>
-          <w:rFonts w:ascii="Times New Roman" w:eastAsia="Times New Roman" w:hAnsi="Times New Roman" w:cs="Times New Roman"/>
-          <w:kern w:val="0"/>
-          <w:sz w:val="28"/>
-          <w:szCs w:val="28"/>
-          <w:u w:val="single"/>
-          <w:lang w:eastAsia="ar-SA"/>
-          <w14:ligatures w14:val="none"/>
-        </w:rPr>
-        <w:tab/>
-      </w:r>
-      <w:r>
-        <w:rPr>
-          <w:rFonts w:ascii="Times New Roman" w:eastAsia="Times New Roman" w:hAnsi="Times New Roman" w:cs="Times New Roman"/>
-          <w:kern w:val="0"/>
-          <w:sz w:val="28"/>
-          <w:szCs w:val="28"/>
-          <w:u w:val="single"/>
-          <w:lang w:eastAsia="ar-SA"/>
-          <w14:ligatures w14:val="none"/>
-        </w:rPr>
-        <w:tab/>
-        <w:t>Ефимов Сергей Александрович</w:t>
-      </w:r>
-      <w:r>
-        <w:rPr>
-          <w:rFonts w:ascii="Times New Roman" w:eastAsia="Times New Roman" w:hAnsi="Times New Roman" w:cs="Times New Roman"/>
-          <w:kern w:val="0"/>
-          <w:sz w:val="28"/>
-          <w:szCs w:val="28"/>
-          <w:u w:val="single"/>
-          <w:lang w:eastAsia="ar-SA"/>
-          <w14:ligatures w14:val="none"/>
-        </w:rPr>
-        <w:tab/>
-      </w:r>
-      <w:r>
-        <w:rPr>
-          <w:rFonts w:ascii="Times New Roman" w:eastAsia="Times New Roman" w:hAnsi="Times New Roman" w:cs="Times New Roman"/>
-          <w:kern w:val="0"/>
-          <w:sz w:val="28"/>
-          <w:szCs w:val="28"/>
-          <w:u w:val="single"/>
-          <w:lang w:eastAsia="ar-SA"/>
-          <w14:ligatures w14:val="none"/>
-        </w:rPr>
-        <w:tab/>
-      </w:r>
-      <w:r>
-        <w:rPr>
-          <w:rFonts w:ascii="Times New Roman" w:eastAsia="Times New Roman" w:hAnsi="Times New Roman" w:cs="Times New Roman"/>
-          <w:kern w:val="0"/>
-          <w:sz w:val="28"/>
-          <w:szCs w:val="28"/>
-          <w:u w:val="single"/>
-          <w:lang w:eastAsia="ar-SA"/>
-          <w14:ligatures w14:val="none"/>
-        </w:rPr>
-        <w:tab/>
-      </w:r>
-    </w:p>
-    <w:p>
-      <w:pPr>
-        <w:suppressAutoHyphens/>
-        <w:spacing w:before="240" w:line="240" w:lineRule="auto"/>
-        <w:ind w:left="567" w:firstLine="0"/>
-        <w:rPr>
-          <w:rFonts w:ascii="Times New Roman" w:eastAsia="Times New Roman" w:hAnsi="Times New Roman" w:cs="Times New Roman"/>
-          <w:kern w:val="0"/>
-          <w:sz w:val="28"/>
-          <w:szCs w:val="28"/>
-          <w:u w:val="single"/>
-          <w:lang w:eastAsia="ar-SA"/>
-          <w14:ligatures w14:val="none"/>
-        </w:rPr>
-      </w:pPr>
-      <w:r>
-        <w:rPr>
-          <w:rFonts w:ascii="Times New Roman" w:eastAsia="Times New Roman" w:hAnsi="Times New Roman" w:cs="Times New Roman"/>
-          <w:kern w:val="0"/>
-          <w:sz w:val="28"/>
-          <w:szCs w:val="28"/>
-          <w:lang w:eastAsia="ar-SA"/>
-          <w14:ligatures w14:val="none"/>
-        </w:rPr>
-        <w:tab/>
-      </w:r>
-      <w:r>
-        <w:rPr>
-          <w:rFonts w:ascii="Times New Roman" w:eastAsia="Times New Roman" w:hAnsi="Times New Roman" w:cs="Times New Roman"/>
-          <w:kern w:val="0"/>
-          <w:sz w:val="28"/>
-          <w:szCs w:val="28"/>
-          <w:lang w:eastAsia="ar-SA"/>
-          <w14:ligatures w14:val="none"/>
-        </w:rPr>
-        <w:tab/>
-        <w:t>«</w:t>
-      </w:r>
-      <w:r>
-        <w:rPr>
-          <w:rFonts w:ascii="Times New Roman" w:eastAsia="Times New Roman" w:hAnsi="Times New Roman" w:cs="Times New Roman"/>
-          <w:kern w:val="0"/>
-          <w:sz w:val="28"/>
-          <w:szCs w:val="28"/>
-          <w:u w:val="single"/>
-          <w:lang w:eastAsia="ar-SA"/>
-          <w14:ligatures w14:val="none"/>
-        </w:rPr>
-        <w:t xml:space="preserve">    </w:t>
-      </w:r>
-      <w:r>
-        <w:rPr>
-          <w:rFonts w:ascii="Times New Roman" w:eastAsia="Times New Roman" w:hAnsi="Times New Roman" w:cs="Times New Roman"/>
-          <w:kern w:val="0"/>
-          <w:sz w:val="28"/>
-          <w:szCs w:val="28"/>
-          <w:lang w:eastAsia="ar-SA"/>
-          <w14:ligatures w14:val="none"/>
-        </w:rPr>
-        <w:t xml:space="preserve">» </w:t>
-      </w:r>
-      <w:r>
-        <w:rPr>
-          <w:rFonts w:ascii="Times New Roman" w:eastAsia="Times New Roman" w:hAnsi="Times New Roman" w:cs="Times New Roman"/>
-          <w:kern w:val="0"/>
-          <w:sz w:val="28"/>
-          <w:szCs w:val="28"/>
-          <w:u w:val="single"/>
-          <w:lang w:eastAsia="ar-SA"/>
-          <w14:ligatures w14:val="none"/>
-        </w:rPr>
-        <w:t xml:space="preserve">   июня   </w:t>
-      </w:r>
-      <w:r>
-        <w:rPr>
-          <w:rFonts w:ascii="Times New Roman" w:eastAsia="Times New Roman" w:hAnsi="Times New Roman" w:cs="Times New Roman"/>
-          <w:kern w:val="0"/>
-          <w:sz w:val="28"/>
-          <w:szCs w:val="28"/>
-          <w:lang w:eastAsia="ar-SA"/>
-          <w14:ligatures w14:val="none"/>
-        </w:rPr>
-        <w:t xml:space="preserve"> 2025 г.</w:t>
-      </w:r>
-      <w:r>
-        <w:rPr>
-          <w:rFonts w:ascii="Times New Roman" w:eastAsia="Times New Roman" w:hAnsi="Times New Roman" w:cs="Times New Roman"/>
-          <w:kern w:val="0"/>
-          <w:sz w:val="28"/>
-          <w:szCs w:val="28"/>
-          <w:lang w:eastAsia="ar-SA"/>
-          <w14:ligatures w14:val="none"/>
-        </w:rPr>
-        <w:tab/>
-      </w:r>
-      <w:r>
-        <w:rPr>
-          <w:rFonts w:ascii="Times New Roman" w:eastAsia="Times New Roman" w:hAnsi="Times New Roman" w:cs="Times New Roman"/>
-          <w:kern w:val="0"/>
-          <w:sz w:val="28"/>
-          <w:szCs w:val="28"/>
-          <w:lang w:eastAsia="ar-SA"/>
-          <w14:ligatures w14:val="none"/>
-        </w:rPr>
-        <w:tab/>
-      </w:r>
-      <w:r>
-        <w:rPr>
-          <w:rFonts w:ascii="Times New Roman" w:eastAsia="Times New Roman" w:hAnsi="Times New Roman" w:cs="Times New Roman"/>
-          <w:kern w:val="0"/>
-          <w:sz w:val="28"/>
-          <w:szCs w:val="28"/>
-          <w:lang w:eastAsia="ar-SA"/>
-          <w14:ligatures w14:val="none"/>
-        </w:rPr>
-        <w:tab/>
-        <w:t xml:space="preserve">Подпись </w:t>
-      </w:r>
-      <w:r>
-        <w:rPr>
-          <w:rFonts w:ascii="Times New Roman" w:eastAsia="Times New Roman" w:hAnsi="Times New Roman" w:cs="Times New Roman"/>
-          <w:kern w:val="0"/>
-          <w:sz w:val="28"/>
-          <w:szCs w:val="28"/>
-          <w:u w:val="single"/>
-          <w:lang w:eastAsia="ar-SA"/>
-          <w14:ligatures w14:val="none"/>
-        </w:rPr>
-        <w:tab/>
-      </w:r>
-      <w:r>
-        <w:rPr>
-          <w:rFonts w:ascii="Times New Roman" w:eastAsia="Times New Roman" w:hAnsi="Times New Roman" w:cs="Times New Roman"/>
-          <w:kern w:val="0"/>
-          <w:sz w:val="28"/>
-          <w:szCs w:val="28"/>
-          <w:u w:val="single"/>
-          <w:lang w:eastAsia="ar-SA"/>
-          <w14:ligatures w14:val="none"/>
-        </w:rPr>
-        <w:tab/>
-      </w:r>
-      <w:r>
-        <w:rPr>
-          <w:rFonts w:ascii="Times New Roman" w:eastAsia="Times New Roman" w:hAnsi="Times New Roman" w:cs="Times New Roman"/>
-          <w:kern w:val="0"/>
-          <w:sz w:val="28"/>
-          <w:szCs w:val="28"/>
-          <w:u w:val="single"/>
-          <w:lang w:eastAsia="ar-SA"/>
-          <w14:ligatures w14:val="none"/>
-        </w:rPr>
-        <w:tab/>
-      </w:r>
-      <w:r>
-        <w:rPr>
-          <w:rFonts w:ascii="Times New Roman" w:eastAsia="Times New Roman" w:hAnsi="Times New Roman" w:cs="Times New Roman"/>
-          <w:kern w:val="0"/>
-          <w:sz w:val="28"/>
-          <w:szCs w:val="28"/>
-          <w:u w:val="single"/>
-          <w:lang w:eastAsia="ar-SA"/>
-          <w14:ligatures w14:val="none"/>
-        </w:rPr>
-        <w:tab/>
-      </w:r>
     </w:p>
     <w:p>
       <w:pPr>
@@ -2025,7 +1126,7 @@
         </w:tabs>
         <w:suppressAutoHyphens/>
         <w:spacing w:line="240" w:lineRule="auto"/>
-        <w:ind w:left="567" w:firstLine="0"/>
+        <w:ind w:firstLine="0"/>
         <w:jc w:val="center"/>
         <w:rPr>
           <w:rFonts w:ascii="Times New Roman" w:eastAsia="Times New Roman" w:hAnsi="Times New Roman" w:cs="Times New Roman"/>
@@ -2036,17 +1137,246 @@
           <w14:ligatures w14:val="none"/>
         </w:rPr>
       </w:pPr>
-      <w:r>
-        <w:rPr>
-          <w:rFonts w:ascii="Times New Roman" w:eastAsia="Times New Roman" w:hAnsi="Times New Roman" w:cs="Times New Roman"/>
-          <w:kern w:val="0"/>
-          <w:sz w:val="28"/>
-          <w:szCs w:val="28"/>
-          <w:lang w:eastAsia="ar-SA"/>
-          <w14:ligatures w14:val="none"/>
-        </w:rPr>
-        <w:t>г. Сергиев Посад</w:t>
-      </w:r>
+    </w:p>
+    <w:p>
+      <w:pPr>
+        <w:tabs>
+          <w:tab w:val="center" w:pos="4677"/>
+          <w:tab w:val="right" w:pos="9355"/>
+        </w:tabs>
+        <w:suppressAutoHyphens/>
+        <w:spacing w:line="240" w:lineRule="auto"/>
+        <w:ind w:firstLine="0"/>
+        <w:jc w:val="center"/>
+        <w:rPr>
+          <w:rFonts w:ascii="Times New Roman" w:eastAsia="Times New Roman" w:hAnsi="Times New Roman" w:cs="Times New Roman"/>
+          <w:kern w:val="0"/>
+          <w:sz w:val="28"/>
+          <w:szCs w:val="28"/>
+          <w:lang w:eastAsia="ar-SA"/>
+          <w14:ligatures w14:val="none"/>
+        </w:rPr>
+      </w:pPr>
+    </w:p>
+    <w:p>
+      <w:pPr>
+        <w:tabs>
+          <w:tab w:val="center" w:pos="4677"/>
+          <w:tab w:val="right" w:pos="9355"/>
+        </w:tabs>
+        <w:suppressAutoHyphens/>
+        <w:spacing w:line="240" w:lineRule="auto"/>
+        <w:ind w:firstLine="0"/>
+        <w:jc w:val="center"/>
+        <w:rPr>
+          <w:rFonts w:ascii="Times New Roman" w:eastAsia="Times New Roman" w:hAnsi="Times New Roman" w:cs="Times New Roman"/>
+          <w:kern w:val="0"/>
+          <w:sz w:val="28"/>
+          <w:szCs w:val="28"/>
+          <w:lang w:eastAsia="ar-SA"/>
+          <w14:ligatures w14:val="none"/>
+        </w:rPr>
+      </w:pPr>
+    </w:p>
+    <w:p>
+      <w:pPr>
+        <w:tabs>
+          <w:tab w:val="center" w:pos="4677"/>
+          <w:tab w:val="right" w:pos="9355"/>
+        </w:tabs>
+        <w:suppressAutoHyphens/>
+        <w:spacing w:line="240" w:lineRule="auto"/>
+        <w:ind w:firstLine="0"/>
+        <w:jc w:val="center"/>
+        <w:rPr>
+          <w:rFonts w:ascii="Times New Roman" w:eastAsia="Times New Roman" w:hAnsi="Times New Roman" w:cs="Times New Roman"/>
+          <w:kern w:val="0"/>
+          <w:sz w:val="28"/>
+          <w:szCs w:val="28"/>
+          <w:lang w:eastAsia="ar-SA"/>
+          <w14:ligatures w14:val="none"/>
+        </w:rPr>
+      </w:pPr>
+    </w:p>
+    <w:p>
+      <w:pPr>
+        <w:tabs>
+          <w:tab w:val="center" w:pos="4677"/>
+          <w:tab w:val="right" w:pos="9355"/>
+        </w:tabs>
+        <w:suppressAutoHyphens/>
+        <w:spacing w:line="240" w:lineRule="auto"/>
+        <w:ind w:firstLine="0"/>
+        <w:jc w:val="center"/>
+        <w:rPr>
+          <w:rFonts w:ascii="Times New Roman" w:eastAsia="Times New Roman" w:hAnsi="Times New Roman" w:cs="Times New Roman"/>
+          <w:kern w:val="0"/>
+          <w:sz w:val="28"/>
+          <w:szCs w:val="28"/>
+          <w:lang w:eastAsia="ar-SA"/>
+          <w14:ligatures w14:val="none"/>
+        </w:rPr>
+      </w:pPr>
+    </w:p>
+    <w:p>
+      <w:pPr>
+        <w:tabs>
+          <w:tab w:val="center" w:pos="4677"/>
+          <w:tab w:val="right" w:pos="9355"/>
+        </w:tabs>
+        <w:suppressAutoHyphens/>
+        <w:spacing w:line="240" w:lineRule="auto"/>
+        <w:ind w:firstLine="0"/>
+        <w:jc w:val="center"/>
+        <w:rPr>
+          <w:rFonts w:ascii="Times New Roman" w:eastAsia="Times New Roman" w:hAnsi="Times New Roman" w:cs="Times New Roman"/>
+          <w:kern w:val="0"/>
+          <w:sz w:val="28"/>
+          <w:szCs w:val="28"/>
+          <w:lang w:eastAsia="ar-SA"/>
+          <w14:ligatures w14:val="none"/>
+        </w:rPr>
+      </w:pPr>
+    </w:p>
+    <w:p>
+      <w:pPr>
+        <w:tabs>
+          <w:tab w:val="center" w:pos="4677"/>
+          <w:tab w:val="right" w:pos="9355"/>
+        </w:tabs>
+        <w:suppressAutoHyphens/>
+        <w:spacing w:line="240" w:lineRule="auto"/>
+        <w:ind w:firstLine="0"/>
+        <w:jc w:val="center"/>
+        <w:rPr>
+          <w:rFonts w:ascii="Times New Roman" w:eastAsia="Times New Roman" w:hAnsi="Times New Roman" w:cs="Times New Roman"/>
+          <w:kern w:val="0"/>
+          <w:sz w:val="28"/>
+          <w:szCs w:val="28"/>
+          <w:lang w:eastAsia="ar-SA"/>
+          <w14:ligatures w14:val="none"/>
+        </w:rPr>
+      </w:pPr>
+    </w:p>
+    <w:p>
+      <w:pPr>
+        <w:tabs>
+          <w:tab w:val="center" w:pos="4677"/>
+          <w:tab w:val="right" w:pos="9355"/>
+        </w:tabs>
+        <w:suppressAutoHyphens/>
+        <w:spacing w:line="240" w:lineRule="auto"/>
+        <w:ind w:firstLine="0"/>
+        <w:jc w:val="center"/>
+        <w:rPr>
+          <w:rFonts w:ascii="Times New Roman" w:eastAsia="Times New Roman" w:hAnsi="Times New Roman" w:cs="Times New Roman"/>
+          <w:kern w:val="0"/>
+          <w:sz w:val="28"/>
+          <w:szCs w:val="28"/>
+          <w:lang w:eastAsia="ar-SA"/>
+          <w14:ligatures w14:val="none"/>
+        </w:rPr>
+      </w:pPr>
+    </w:p>
+    <w:p>
+      <w:pPr>
+        <w:tabs>
+          <w:tab w:val="center" w:pos="4677"/>
+          <w:tab w:val="right" w:pos="9355"/>
+        </w:tabs>
+        <w:suppressAutoHyphens/>
+        <w:spacing w:line="240" w:lineRule="auto"/>
+        <w:ind w:firstLine="0"/>
+        <w:jc w:val="center"/>
+        <w:rPr>
+          <w:rFonts w:ascii="Times New Roman" w:eastAsia="Times New Roman" w:hAnsi="Times New Roman" w:cs="Times New Roman"/>
+          <w:kern w:val="0"/>
+          <w:sz w:val="28"/>
+          <w:szCs w:val="28"/>
+          <w:lang w:eastAsia="ar-SA"/>
+          <w14:ligatures w14:val="none"/>
+        </w:rPr>
+      </w:pPr>
+    </w:p>
+    <w:p>
+      <w:pPr>
+        <w:tabs>
+          <w:tab w:val="center" w:pos="4677"/>
+          <w:tab w:val="right" w:pos="9355"/>
+        </w:tabs>
+        <w:suppressAutoHyphens/>
+        <w:spacing w:line="240" w:lineRule="auto"/>
+        <w:ind w:firstLine="0"/>
+        <w:jc w:val="center"/>
+        <w:rPr>
+          <w:rFonts w:ascii="Times New Roman" w:eastAsia="Times New Roman" w:hAnsi="Times New Roman" w:cs="Times New Roman"/>
+          <w:kern w:val="0"/>
+          <w:sz w:val="28"/>
+          <w:szCs w:val="28"/>
+          <w:lang w:eastAsia="ar-SA"/>
+          <w14:ligatures w14:val="none"/>
+        </w:rPr>
+      </w:pPr>
+    </w:p>
+    <w:p>
+      <w:pPr>
+        <w:tabs>
+          <w:tab w:val="center" w:pos="4677"/>
+          <w:tab w:val="right" w:pos="9355"/>
+        </w:tabs>
+        <w:suppressAutoHyphens/>
+        <w:spacing w:line="240" w:lineRule="auto"/>
+        <w:ind w:firstLine="0"/>
+        <w:jc w:val="center"/>
+        <w:rPr>
+          <w:rFonts w:ascii="Times New Roman" w:eastAsia="Times New Roman" w:hAnsi="Times New Roman" w:cs="Times New Roman"/>
+          <w:kern w:val="0"/>
+          <w:sz w:val="28"/>
+          <w:szCs w:val="28"/>
+          <w:lang w:eastAsia="ar-SA"/>
+          <w14:ligatures w14:val="none"/>
+        </w:rPr>
+      </w:pPr>
+    </w:p>
+    <w:p>
+      <w:pPr>
+        <w:tabs>
+          <w:tab w:val="center" w:pos="4677"/>
+          <w:tab w:val="right" w:pos="9355"/>
+        </w:tabs>
+        <w:suppressAutoHyphens/>
+        <w:spacing w:line="240" w:lineRule="auto"/>
+        <w:ind w:firstLine="0"/>
+        <w:jc w:val="center"/>
+        <w:rPr>
+          <w:rFonts w:ascii="Times New Roman" w:eastAsia="Times New Roman" w:hAnsi="Times New Roman" w:cs="Times New Roman"/>
+          <w:kern w:val="0"/>
+          <w:sz w:val="28"/>
+          <w:szCs w:val="28"/>
+          <w:lang w:eastAsia="ar-SA"/>
+          <w14:ligatures w14:val="none"/>
+        </w:rPr>
+      </w:pPr>
+    </w:p>
+    <w:p>
+      <w:pPr>
+        <w:tabs>
+          <w:tab w:val="center" w:pos="4677"/>
+          <w:tab w:val="right" w:pos="9355"/>
+        </w:tabs>
+        <w:suppressAutoHyphens/>
+        <w:spacing w:line="240" w:lineRule="auto"/>
+        <w:ind w:firstLine="0"/>
+        <w:jc w:val="center"/>
+        <w:rPr>
+          <w:rFonts w:ascii="Times New Roman" w:eastAsia="Times New Roman" w:hAnsi="Times New Roman" w:cs="Times New Roman"/>
+          <w:kern w:val="0"/>
+          <w:sz w:val="28"/>
+          <w:szCs w:val="28"/>
+          <w:lang w:eastAsia="ar-SA"/>
+          <w14:ligatures w14:val="none"/>
+        </w:rPr>
+      </w:pPr>
     </w:p>
     <w:p>
       <w:pPr>
@@ -2076,7 +1406,7 @@
           <w:lang w:eastAsia="ar-SA"/>
           <w14:ligatures w14:val="none"/>
         </w:rPr>
-        <w:t xml:space="preserve">  2025 г.</w:t>
+        <w:t>г. Сергиев Посад</w:t>
       </w:r>
     </w:p>
     <w:p>
@@ -2098,29 +1428,16 @@
           <w14:ligatures w14:val="none"/>
         </w:rPr>
       </w:pPr>
-    </w:p>
-    <w:p>
-      <w:pPr>
-        <w:ind w:firstLine="0"/>
-        <w:rPr>
-          <w:rFonts w:ascii="Times New Roman" w:eastAsia="Times New Roman" w:hAnsi="Times New Roman" w:cs="Times New Roman"/>
-          <w:kern w:val="0"/>
-          <w:sz w:val="28"/>
-          <w:szCs w:val="28"/>
-          <w:lang w:eastAsia="ar-SA"/>
-          <w14:ligatures w14:val="none"/>
-        </w:rPr>
-      </w:pPr>
-      <w:r>
-        <w:rPr>
-          <w:rFonts w:ascii="Times New Roman" w:eastAsia="Times New Roman" w:hAnsi="Times New Roman" w:cs="Times New Roman"/>
-          <w:kern w:val="0"/>
-          <w:sz w:val="28"/>
-          <w:szCs w:val="28"/>
-          <w:lang w:eastAsia="ar-SA"/>
-          <w14:ligatures w14:val="none"/>
-        </w:rPr>
-        <w:br w:type="page"/>
+      <w:r>
+        <w:rPr>
+          <w:rFonts w:ascii="Times New Roman" w:eastAsia="Times New Roman" w:hAnsi="Times New Roman" w:cs="Times New Roman"/>
+          <w:kern w:val="0"/>
+          <w:sz w:val="28"/>
+          <w:szCs w:val="28"/>
+          <w:lang w:eastAsia="ar-SA"/>
+          <w14:ligatures w14:val="none"/>
+        </w:rPr>
+        <w:t xml:space="preserve">  2025 г.</w:t>
       </w:r>
     </w:p>
     <w:sdt>
@@ -3306,7 +2623,6 @@
           <w:rFonts w:ascii="Times New Roman" w:hAnsi="Times New Roman" w:cs="Times New Roman"/>
           <w:sz w:val="28"/>
           <w:szCs w:val="28"/>
-          <w:lang w:val="en-US"/>
         </w:rPr>
       </w:pPr>
       <w:r>
@@ -3399,7 +2715,6 @@
           <w:color w:val="auto"/>
           <w:sz w:val="28"/>
           <w:szCs w:val="28"/>
-          <w:lang w:val="en-US"/>
         </w:rPr>
       </w:pPr>
       <w:r>
@@ -3477,7 +2792,6 @@
           <w:color w:val="auto"/>
           <w:sz w:val="28"/>
           <w:szCs w:val="28"/>
-          <w:lang w:val="en-US"/>
         </w:rPr>
         <w:t xml:space="preserve"> - </w:t>
       </w:r>
@@ -5138,6 +4452,7 @@
   <w:style w:type="character" w:default="1" w:styleId="a0">
     <w:name w:val="Default Paragraph Font"/>
     <w:uiPriority w:val="1"/>
+    <w:semiHidden/>
     <w:unhideWhenUsed/>
   </w:style>
   <w:style w:type="table" w:default="1" w:styleId="a1">
